--- a/rayy-mysql/docs/دليل التثبيت - ري.docx
+++ b/rayy-mysql/docs/دليل التثبيت - ري.docx
@@ -6391,6 +6391,197 @@
         <w:t xml:space="preserve"> (أول مرة يحتاج إنترنت ووقتاً). إذا طلب تحديث Android Gradle Plugin أو Kotlin فوافقي.</w:t>
       </w:r>
     </w:p>
+    <w:tbl>
+      <w:tblPr>
+        <w:tblStyle w:val="TableGrid"/>
+        <w:bidiVisual/>
+        <w:tblW w:type="auto" w:w="0"/>
+        <w:tblLook w:firstColumn="1" w:firstRow="1" w:lastColumn="0" w:lastRow="0" w:noHBand="0" w:noVBand="1" w:val="04A0"/>
+      </w:tblPr>
+      <w:tblGrid>
+        <w:gridCol w:w="9866"/>
+      </w:tblGrid>
+      <w:tr>
+        <w:tc>
+          <w:tcPr>
+            <w:tcW w:type="dxa" w:w="9866"/>
+            <w:shd w:val="clear" w:fill="FFF1D6"/>
+          </w:tcPr>
+          <w:p>
+            <w:pPr>
+              <w:bidi/>
+              <w:spacing w:before="40" w:after="40"/>
+              <w:jc w:val="both"/>
+            </w:pPr>
+            <w:r>
+              <w:rPr>
+                <w:b/>
+                <w:bCs/>
+                <w:color w:val="8A5A00"/>
+                <w:sz w:val="24"/>
+                <w:szCs w:val="24"/>
+                <w:rtl/>
+              </w:rPr>
+              <w:t xml:space="preserve">⚠  </w:t>
+            </w:r>
+            <w:r>
+              <w:rPr>
+                <w:b/>
+                <w:bCs/>
+                <w:color w:val="8A5A00"/>
+                <w:sz w:val="23"/>
+                <w:szCs w:val="23"/>
+                <w:rtl/>
+              </w:rPr>
+              <w:t>إذا ظهر الخطأ Could not connect to Kotlin compile daemon:</w:t>
+            </w:r>
+            <w:r>
+              <w:rPr>
+                <w:b w:val="0"/>
+                <w:color w:val="8A5A00"/>
+                <w:sz w:val="23"/>
+                <w:szCs w:val="23"/>
+                <w:rtl/>
+              </w:rPr>
+              <w:t xml:space="preserve"> الإصلاح موجود في ملف gradle.properties (السطر kotlin.compiler.execution.strategy=in-process). اضغطي </w:t>
+            </w:r>
+            <w:r>
+              <w:rPr>
+                <w:b/>
+                <w:bCs/>
+                <w:color w:val="8A5A00"/>
+                <w:sz w:val="23"/>
+                <w:szCs w:val="23"/>
+                <w:rtl/>
+              </w:rPr>
+              <w:t>File ← Sync Project with Gradle Files</w:t>
+            </w:r>
+            <w:r>
+              <w:rPr>
+                <w:b w:val="0"/>
+                <w:color w:val="8A5A00"/>
+                <w:sz w:val="23"/>
+                <w:szCs w:val="23"/>
+                <w:rtl/>
+              </w:rPr>
+              <w:t xml:space="preserve"> ثم </w:t>
+            </w:r>
+            <w:r>
+              <w:rPr>
+                <w:b/>
+                <w:bCs/>
+                <w:color w:val="8A5A00"/>
+                <w:sz w:val="23"/>
+                <w:szCs w:val="23"/>
+                <w:rtl/>
+              </w:rPr>
+              <w:t>Build ← Clean Project</w:t>
+            </w:r>
+            <w:r>
+              <w:rPr>
+                <w:b w:val="0"/>
+                <w:color w:val="8A5A00"/>
+                <w:sz w:val="23"/>
+                <w:szCs w:val="23"/>
+                <w:rtl/>
+              </w:rPr>
+              <w:t xml:space="preserve"> ثم </w:t>
+            </w:r>
+            <w:r>
+              <w:rPr>
+                <w:b/>
+                <w:bCs/>
+                <w:color w:val="8A5A00"/>
+                <w:sz w:val="23"/>
+                <w:szCs w:val="23"/>
+                <w:rtl/>
+              </w:rPr>
+              <w:t>Build ← Rebuild Project</w:t>
+            </w:r>
+            <w:r>
+              <w:rPr>
+                <w:b w:val="0"/>
+                <w:color w:val="8A5A00"/>
+                <w:sz w:val="23"/>
+                <w:szCs w:val="23"/>
+                <w:rtl/>
+              </w:rPr>
+              <w:t xml:space="preserve">. وإذا استمر: (1) من تبويب </w:t>
+            </w:r>
+            <w:r>
+              <w:rPr>
+                <w:b/>
+                <w:bCs/>
+                <w:color w:val="8A5A00"/>
+                <w:sz w:val="23"/>
+                <w:szCs w:val="23"/>
+                <w:rtl/>
+              </w:rPr>
+              <w:t>Terminal</w:t>
+            </w:r>
+            <w:r>
+              <w:rPr>
+                <w:b w:val="0"/>
+                <w:color w:val="8A5A00"/>
+                <w:sz w:val="23"/>
+                <w:szCs w:val="23"/>
+                <w:rtl/>
+              </w:rPr>
+              <w:t xml:space="preserve"> أسفل Android Studio اكتبي gradlew --stop ثم أعيدي البناء، (2) انقلي المشروع إلى مسار بحروف إنجليزية فقط وبدون OneDrive مثل ‎C:\Rayy\android\Rayy‎، (3) من </w:t>
+            </w:r>
+            <w:r>
+              <w:rPr>
+                <w:b/>
+                <w:bCs/>
+                <w:color w:val="8A5A00"/>
+                <w:sz w:val="23"/>
+                <w:szCs w:val="23"/>
+                <w:rtl/>
+              </w:rPr>
+              <w:t>Settings ← Build Tools ← Gradle ← Gradle JDK</w:t>
+            </w:r>
+            <w:r>
+              <w:rPr>
+                <w:b w:val="0"/>
+                <w:color w:val="8A5A00"/>
+                <w:sz w:val="23"/>
+                <w:szCs w:val="23"/>
+                <w:rtl/>
+              </w:rPr>
+              <w:t xml:space="preserve"> اختاري </w:t>
+            </w:r>
+            <w:r>
+              <w:rPr>
+                <w:b/>
+                <w:bCs/>
+                <w:color w:val="8A5A00"/>
+                <w:sz w:val="23"/>
+                <w:szCs w:val="23"/>
+                <w:rtl/>
+              </w:rPr>
+              <w:t>jbr-21</w:t>
+            </w:r>
+            <w:r>
+              <w:rPr>
+                <w:b w:val="0"/>
+                <w:color w:val="8A5A00"/>
+                <w:sz w:val="23"/>
+                <w:szCs w:val="23"/>
+                <w:rtl/>
+              </w:rPr>
+              <w:t xml:space="preserve"> (JetBrains Runtime 21)، (4) أوقفي مكافح الفيروسات مؤقتاً أو استثني مجلد المشروع.</w:t>
+            </w:r>
+          </w:p>
+        </w:tc>
+      </w:tr>
+    </w:tbl>
+    <w:p>
+      <w:pPr>
+        <w:bidi/>
+        <w:spacing w:before="0" w:after="40"/>
+        <w:jc w:val="both"/>
+      </w:pPr>
+    </w:p>
     <w:p>
       <w:pPr>
         <w:bidi/>
